--- a/public/downloads/audit/user-manual/05-Management-Respondent.docx
+++ b/public/downloads/audit/user-manual/05-Management-Respondent.docx
@@ -1639,13 +1639,11 @@
         <w:tblLook w:firstRow="1" w:lastRow="0" w:firstColumn="0" w:lastColumn="0" w:noHBand="0" w:noVBand="0" w:val="0020"/>
       </w:tblPr>
       <w:tblGrid>
-        <w:gridCol w:w="858"/>
-        <w:gridCol w:w="572"/>
-        <w:gridCol w:w="763"/>
-        <w:gridCol w:w="1813"/>
-        <w:gridCol w:w="1240"/>
-        <w:gridCol w:w="1240"/>
-        <w:gridCol w:w="1431"/>
+        <w:gridCol w:w="1370"/>
+        <w:gridCol w:w="913"/>
+        <w:gridCol w:w="1218"/>
+        <w:gridCol w:w="2893"/>
+        <w:gridCol w:w="1523"/>
       </w:tblGrid>
       <w:tr>
         <w:trPr>
@@ -1702,29 +1700,7 @@
               <w:pStyle w:val="Compact"/>
             </w:pPr>
             <w:r>
-              <w:t xml:space="preserve">Reviewed by</w:t>
-            </w:r>
-          </w:p>
-        </w:tc>
-        <w:tc>
-          <w:tcPr/>
-          <w:p>
-            <w:pPr>
-              <w:pStyle w:val="Compact"/>
-            </w:pPr>
-            <w:r>
-              <w:t xml:space="preserve">Approved by</w:t>
-            </w:r>
-          </w:p>
-        </w:tc>
-        <w:tc>
-          <w:tcPr/>
-          <w:p>
-            <w:pPr>
-              <w:pStyle w:val="Compact"/>
-            </w:pPr>
-            <w:r>
-              <w:t xml:space="preserve">Approval date</w:t>
+              <w:t xml:space="preserve">Approval</w:t>
             </w:r>
           </w:p>
         </w:tc>
@@ -1781,27 +1757,11 @@
               <w:pStyle w:val="Compact"/>
             </w:pPr>
             <w:r>
-              <w:t xml:space="preserve">Lead Auditor</w:t>
-            </w:r>
-          </w:p>
-        </w:tc>
-        <w:tc>
-          <w:tcPr/>
-          <w:p>
-            <w:pPr>
-              <w:pStyle w:val="Compact"/>
-            </w:pPr>
-            <w:r>
-              <w:t xml:space="preserve">Head of Internal Audit</w:t>
-            </w:r>
-          </w:p>
-        </w:tc>
-        <w:tc>
-          <w:tcPr/>
-          <w:p>
-            <w:pPr>
-              <w:pStyle w:val="Compact"/>
-            </w:pPr>
+              <w:t xml:space="preserve">Reviewed: Lead Auditor. Approved by Head of Internal Audit on:</w:t>
+            </w:r>
+            <w:r>
+              <w:t xml:space="preserve"> </w:t>
+            </w:r>
             <w:r>
               <w:rPr>
                 <w:i/>
@@ -1809,64 +1769,6 @@
               </w:rPr>
               <w:t xml:space="preserve">Pending</w:t>
             </w:r>
-          </w:p>
-        </w:tc>
-      </w:tr>
-      <w:tr>
-        <w:tc>
-          <w:tcPr/>
-          <w:p>
-            <w:pPr>
-              <w:pStyle w:val="Compact"/>
-            </w:pPr>
-          </w:p>
-        </w:tc>
-        <w:tc>
-          <w:tcPr/>
-          <w:p>
-            <w:pPr>
-              <w:pStyle w:val="Compact"/>
-            </w:pPr>
-          </w:p>
-        </w:tc>
-        <w:tc>
-          <w:tcPr/>
-          <w:p>
-            <w:pPr>
-              <w:pStyle w:val="Compact"/>
-            </w:pPr>
-          </w:p>
-        </w:tc>
-        <w:tc>
-          <w:tcPr/>
-          <w:p>
-            <w:pPr>
-              <w:pStyle w:val="Compact"/>
-            </w:pPr>
-          </w:p>
-        </w:tc>
-        <w:tc>
-          <w:tcPr/>
-          <w:p>
-            <w:pPr>
-              <w:pStyle w:val="Compact"/>
-            </w:pPr>
-          </w:p>
-        </w:tc>
-        <w:tc>
-          <w:tcPr/>
-          <w:p>
-            <w:pPr>
-              <w:pStyle w:val="Compact"/>
-            </w:pPr>
-          </w:p>
-        </w:tc>
-        <w:tc>
-          <w:tcPr/>
-          <w:p>
-            <w:pPr>
-              <w:pStyle w:val="Compact"/>
-            </w:pPr>
           </w:p>
         </w:tc>
       </w:tr>
